--- a/plugins/consulting-office/skills/new-client/assets/01 פרופיל לקוח.docx
+++ b/plugins/consulting-office/skills/new-client/assets/01 פרופיל לקוח.docx
@@ -644,6 +644,9 @@
     <w:name w:val="Normal"/>
     <w:qFormat/>
     <w:rsid w:val="00FC693F"/>
+    <w:pPr>
+      <w:spacing w:after="60" w:line="264" w:lineRule="auto"/>
+    </w:pPr>
     <w:rPr>
       <w:rFonts w:ascii="Arial" w:hAnsi="Arial"/>
       <w:sz w:val="22"/>

--- a/plugins/consulting-office/skills/new-client/assets/01 פרופיל לקוח.docx
+++ b/plugins/consulting-office/skills/new-client/assets/01 פרופיל לקוח.docx
@@ -10,10 +10,10 @@
         <w:rPr>
           <w:rFonts w:ascii="Arial" w:hAnsi="Arial" w:cs="Arial"/>
           <w:b/>
+          <w:bCs/>
           <w:sz w:val="40"/>
+          <w:szCs w:val="40"/>
           <w:rtl/>
-          <w:szCs w:val="40"/>
-          <w:bCs/>
         </w:rPr>
         <w:t>פרופיל לקוח</w:t>
       </w:r>
@@ -26,10 +26,10 @@
         <w:rPr>
           <w:rFonts w:ascii="Arial" w:hAnsi="Arial" w:cs="Arial"/>
           <w:b/>
+          <w:bCs/>
           <w:sz w:val="26"/>
+          <w:szCs w:val="26"/>
           <w:rtl/>
-          <w:szCs w:val="26"/>
-          <w:bCs/>
         </w:rPr>
         <w:t>שם העסק</w:t>
       </w:r>
@@ -47,10 +47,10 @@
         <w:rPr>
           <w:rFonts w:ascii="Arial" w:hAnsi="Arial" w:cs="Arial"/>
           <w:b/>
+          <w:bCs/>
           <w:sz w:val="26"/>
+          <w:szCs w:val="26"/>
           <w:rtl/>
-          <w:szCs w:val="26"/>
-          <w:bCs/>
         </w:rPr>
         <w:t>תחום</w:t>
       </w:r>
@@ -68,10 +68,10 @@
         <w:rPr>
           <w:rFonts w:ascii="Arial" w:hAnsi="Arial" w:cs="Arial"/>
           <w:b/>
+          <w:bCs/>
           <w:sz w:val="26"/>
+          <w:szCs w:val="26"/>
           <w:rtl/>
-          <w:szCs w:val="26"/>
-          <w:bCs/>
         </w:rPr>
         <w:t>בעלים / יזמים</w:t>
       </w:r>
@@ -89,10 +89,10 @@
         <w:rPr>
           <w:rFonts w:ascii="Arial" w:hAnsi="Arial" w:cs="Arial"/>
           <w:b/>
+          <w:bCs/>
           <w:sz w:val="26"/>
+          <w:szCs w:val="26"/>
           <w:rtl/>
-          <w:szCs w:val="26"/>
-          <w:bCs/>
         </w:rPr>
         <w:t>אנשי קשר</w:t>
       </w:r>
@@ -110,10 +110,10 @@
         <w:rPr>
           <w:rFonts w:ascii="Arial" w:hAnsi="Arial" w:cs="Arial"/>
           <w:b/>
+          <w:bCs/>
           <w:sz w:val="26"/>
+          <w:szCs w:val="26"/>
           <w:rtl/>
-          <w:szCs w:val="26"/>
-          <w:bCs/>
         </w:rPr>
         <w:t>מיילים ודומיינים</w:t>
       </w:r>
@@ -131,10 +131,10 @@
         <w:rPr>
           <w:rFonts w:ascii="Arial" w:hAnsi="Arial" w:cs="Arial"/>
           <w:b/>
+          <w:bCs/>
           <w:sz w:val="26"/>
+          <w:szCs w:val="26"/>
           <w:rtl/>
-          <w:szCs w:val="26"/>
-          <w:bCs/>
         </w:rPr>
         <w:t>מיקום</w:t>
       </w:r>
@@ -152,10 +152,10 @@
         <w:rPr>
           <w:rFonts w:ascii="Arial" w:hAnsi="Arial" w:cs="Arial"/>
           <w:b/>
+          <w:bCs/>
           <w:sz w:val="26"/>
+          <w:szCs w:val="26"/>
           <w:rtl/>
-          <w:szCs w:val="26"/>
-          <w:bCs/>
         </w:rPr>
         <w:t>תחילת הליווי</w:t>
       </w:r>
@@ -173,10 +173,10 @@
         <w:rPr>
           <w:rFonts w:ascii="Arial" w:hAnsi="Arial" w:cs="Arial"/>
           <w:b/>
+          <w:bCs/>
           <w:sz w:val="26"/>
+          <w:szCs w:val="26"/>
           <w:rtl/>
-          <w:szCs w:val="26"/>
-          <w:bCs/>
         </w:rPr>
         <w:t>סוג הליווי</w:t>
       </w:r>
@@ -194,10 +194,10 @@
         <w:rPr>
           <w:rFonts w:ascii="Arial" w:hAnsi="Arial" w:cs="Arial"/>
           <w:b/>
+          <w:bCs/>
           <w:sz w:val="26"/>
+          <w:szCs w:val="26"/>
           <w:rtl/>
-          <w:szCs w:val="26"/>
-          <w:bCs/>
         </w:rPr>
         <w:t>רקע</w:t>
       </w:r>
@@ -215,10 +215,52 @@
         <w:rPr>
           <w:rFonts w:ascii="Arial" w:hAnsi="Arial" w:cs="Arial"/>
           <w:b/>
+          <w:bCs/>
           <w:sz w:val="26"/>
+          <w:szCs w:val="26"/>
           <w:rtl/>
+        </w:rPr>
+        <w:t>אתגרים</w:t>
+      </w:r>
+    </w:p>
+    <w:p>
+      <w:pPr>
+        <w:bidi/>
+      </w:pPr>
+    </w:p>
+    <w:p>
+      <w:pPr>
+        <w:bidi/>
+      </w:pPr>
+      <w:r>
+        <w:rPr>
+          <w:rFonts w:ascii="Arial" w:hAnsi="Arial" w:cs="Arial"/>
+          <w:b/>
+          <w:bCs/>
+          <w:sz w:val="26"/>
           <w:szCs w:val="26"/>
+          <w:rtl/>
+        </w:rPr>
+        <w:t>תוכנית עבודה</w:t>
+      </w:r>
+    </w:p>
+    <w:p>
+      <w:pPr>
+        <w:bidi/>
+      </w:pPr>
+    </w:p>
+    <w:p>
+      <w:pPr>
+        <w:bidi/>
+      </w:pPr>
+      <w:r>
+        <w:rPr>
+          <w:rFonts w:ascii="Arial" w:hAnsi="Arial" w:cs="Arial"/>
+          <w:b/>
           <w:bCs/>
+          <w:sz w:val="26"/>
+          <w:szCs w:val="26"/>
+          <w:rtl/>
         </w:rPr>
         <w:t>יעדים מרכזיים</w:t>
       </w:r>
@@ -236,10 +278,10 @@
         <w:rPr>
           <w:rFonts w:ascii="Arial" w:hAnsi="Arial" w:cs="Arial"/>
           <w:b/>
+          <w:bCs/>
           <w:sz w:val="26"/>
+          <w:szCs w:val="26"/>
           <w:rtl/>
-          <w:szCs w:val="26"/>
-          <w:bCs/>
         </w:rPr>
         <w:t>רגישויות</w:t>
       </w:r>
@@ -257,10 +299,10 @@
         <w:rPr>
           <w:rFonts w:ascii="Arial" w:hAnsi="Arial" w:cs="Arial"/>
           <w:b/>
+          <w:bCs/>
           <w:sz w:val="26"/>
+          <w:szCs w:val="26"/>
           <w:rtl/>
-          <w:szCs w:val="26"/>
-          <w:bCs/>
         </w:rPr>
         <w:t>הערות</w:t>
       </w:r>
@@ -274,8 +316,8 @@
       <w:pgSz w:w="12240" w:h="15840"/>
       <w:pgMar w:top="1440" w:right="1800" w:bottom="1440" w:left="1800" w:header="720" w:footer="720" w:gutter="0"/>
       <w:cols w:space="720"/>
+      <w:bidi/>
       <w:docGrid w:linePitch="360"/>
-      <w:bidi/>
     </w:sectPr>
   </w:body>
 </w:document>
@@ -492,11 +534,12 @@
         <w:rFonts w:asciiTheme="minorHAnsi" w:eastAsiaTheme="minorEastAsia" w:hAnsiTheme="minorHAnsi" w:cstheme="minorBidi"/>
         <w:sz w:val="22"/>
         <w:szCs w:val="22"/>
-        <w:lang w:val="en-US" w:eastAsia="en-US" w:bidi="ar-SA"/>
+        <w:lang w:val="en-US" w:eastAsia="en-US" w:bidi="he-IL"/>
       </w:rPr>
     </w:rPrDefault>
     <w:pPrDefault>
       <w:pPr>
+        <w:bidi/>
         <w:spacing w:after="200" w:line="276" w:lineRule="auto"/>
       </w:pPr>
     </w:pPrDefault>
@@ -648,8 +691,9 @@
       <w:spacing w:after="60" w:line="264" w:lineRule="auto"/>
     </w:pPr>
     <w:rPr>
-      <w:rFonts w:ascii="Arial" w:hAnsi="Arial"/>
+      <w:rFonts w:ascii="Arial" w:hAnsi="Arial" w:cs="Arial"/>
       <w:sz w:val="22"/>
+      <w:szCs w:val="22"/>
     </w:rPr>
   </w:style>
   <w:style w:type="paragraph" w:styleId="Header">
@@ -1300,7 +1344,7 @@
       </w:tabs>
     </w:pPr>
     <w:rPr>
-      <w:rFonts w:ascii="Courier" w:hAnsi="Courier"/>
+      <w:rFonts w:ascii="Courier" w:hAnsi="Courier" w:cs="Courier"/>
       <w:sz w:val="20"/>
       <w:szCs w:val="20"/>
     </w:rPr>
@@ -1312,7 +1356,7 @@
     <w:uiPriority w:val="99"/>
     <w:rsid w:val="0029639D"/>
     <w:rPr>
-      <w:rFonts w:ascii="Courier" w:hAnsi="Courier"/>
+      <w:rFonts w:ascii="Courier" w:hAnsi="Courier" w:cs="Courier"/>
       <w:sz w:val="20"/>
       <w:szCs w:val="20"/>
     </w:rPr>
